--- a/fenix-livro-das-regras.docx
+++ b/fenix-livro-das-regras.docx
@@ -29,7 +29,7 @@
           <w:sz w:val="24"/>
           <w:szCs w:val="24"/>
         </w:rPr>
-        <w:t>Padrões de desenvolvimento (v2.7)</w:t>
+        <w:t>Padrões de desenvolvimento (v3.0)</w:t>
       </w:r>
     </w:p>
     <w:p>
@@ -125,7 +125,7 @@
           <w:sz w:val="22"/>
           <w:szCs w:val="22"/>
         </w:rPr>
-        <w:t xml:space="preserve"> uma vez, no carregamento, com o mesmo identificador do nome do arquivo (regra 10). O banco de dados vem pré-configurado em todo app, mas desligado: o app nasce local-first (localStorage) e só liga a sincronização com o Firestore quando eu der o sinal de ativar, mudando a chave const FENIX_BANCO_ATIVO = false; para true. Enquanto estiver desligada, não leia nem grave no Firestore.</w:t>
+        <w:t xml:space="preserve"> uma vez, no carregamento, com o mesmo identificador do nome do arquivo (regra 10). O banco de dados vem pré-configurado em todo app, mas desligado: o app nasce local-first (localStorage) e só liga a sincronização com o Firestore quando eu der o sinal de ativar, mudando a chave const FENIX_BANCO_ATIVO = false; para true. Enquanto estiver desligada, não leia nem grave no Firestore. Todo app nasce pronto para usar o banco de dados do Fênix Core: com o core carregado, o FenixCore.init feito e as leituras e gravações já escritas atrás dessa chave, de modo que ativar o banco seja só trocar a chave para true, sem refazer o app.</w:t>
       </w:r>
     </w:p>
     <w:p>
@@ -1004,7 +1004,7 @@
           <w:sz w:val="22"/>
           <w:szCs w:val="22"/>
         </w:rPr>
-        <w:t>Sequência de versões: 1.0 → 1.1 → … → 1.9 → 2.0 → 2.1. Nunca pule versão e use só uma casa decimal (nunca 1.10).</w:t>
+        <w:t xml:space="preserve">Sequência de versões: 1.0 → 1.1 → … → 1.9 → 2.0 → 2.1. Nunca pule versão e use só uma casa decimal (nunca 1.10). Isso vale para cada app. O Livro das Regras, o Fênix Core, os templates de login e de onboarding e os documentos legais (Termos de Uso e Política de Privacidade) andam sempre juntos, com o mesmo número: qualquer mudança em um deles sobe todos para a mesma versão nova, mesmo que o conteúdo dos outros não mude. Exceção única, registrada no Histórico: no nivelamento da v3.0, o Fênix Core (que estava na 2.5), os templates (1.2 e 1.0) e os documentos legais (1.0) saltaram direto para a 3.0.</w:t>
       </w:r>
     </w:p>
     <w:p>
@@ -1100,7 +1100,7 @@
           <w:szCs w:val="22"/>
           <w:shd w:fill="EEF1FA" w:val="clear"/>
         </w:rPr>
-        <w:t>fenix-nome-do-app-vX.X.html</w:t>
+        <w:t xml:space="preserve">fenix-nome-do-app-vX.X.html</w:t>
       </w:r>
       <w:r>
         <w:rPr>
@@ -1117,32 +1117,49 @@
           <w:szCs w:val="22"/>
           <w:shd w:fill="EEF1FA" w:val="clear"/>
         </w:rPr>
-        <w:t>fenix-</w:t>
-      </w:r>
-      <w:r>
-        <w:rPr>
-          <w:rFonts w:ascii="Arial" w:cs="Arial" w:eastAsia="Arial" w:hAnsi="Arial"/>
-          <w:sz w:val="22"/>
-          <w:szCs w:val="22"/>
-        </w:rPr>
-        <w:t xml:space="preserve">, hífens, versão no nome). Nunca use nome genérico como </w:t>
-      </w:r>
-      <w:r>
-        <w:rPr>
-          <w:rFonts w:ascii="Courier New" w:cs="Courier New" w:eastAsia="Courier New" w:hAnsi="Courier New"/>
-          <w:sz w:val="22"/>
-          <w:szCs w:val="22"/>
-          <w:shd w:fill="EEF1FA" w:val="clear"/>
-        </w:rPr>
-        <w:t>app.html</w:t>
-      </w:r>
-      <w:r>
-        <w:rPr>
-          <w:rFonts w:ascii="Arial" w:cs="Arial" w:eastAsia="Arial" w:hAnsi="Arial"/>
-          <w:sz w:val="22"/>
-          <w:szCs w:val="22"/>
-        </w:rPr>
-        <w:t>.</w:t>
+        <w:t xml:space="preserve">fenix-</w:t>
+      </w:r>
+      <w:r>
+        <w:rPr>
+          <w:rFonts w:ascii="Arial" w:cs="Arial" w:eastAsia="Arial" w:hAnsi="Arial"/>
+          <w:sz w:val="22"/>
+          <w:szCs w:val="22"/>
+        </w:rPr>
+        <w:t xml:space="preserve">, hífens, versão no nome), sempre acompanhado da cópia neutra </w:t>
+      </w:r>
+      <w:r>
+        <w:rPr>
+          <w:rFonts w:ascii="Courier New" w:cs="Courier New" w:eastAsia="Courier New" w:hAnsi="Courier New"/>
+          <w:sz w:val="22"/>
+          <w:szCs w:val="22"/>
+          <w:shd w:fill="EEF1FA" w:val="clear"/>
+        </w:rPr>
+        <w:t xml:space="preserve">fenix-nome-do-app.html</w:t>
+      </w:r>
+      <w:r>
+        <w:rPr>
+          <w:rFonts w:ascii="Arial" w:cs="Arial" w:eastAsia="Arial" w:hAnsi="Arial"/>
+          <w:sz w:val="22"/>
+          <w:szCs w:val="22"/>
+        </w:rPr>
+        <w:t xml:space="preserve"> (regra 11). Nunca use nome genérico como </w:t>
+      </w:r>
+      <w:r>
+        <w:rPr>
+          <w:rFonts w:ascii="Courier New" w:cs="Courier New" w:eastAsia="Courier New" w:hAnsi="Courier New"/>
+          <w:sz w:val="22"/>
+          <w:szCs w:val="22"/>
+          <w:shd w:fill="EEF1FA" w:val="clear"/>
+        </w:rPr>
+        <w:t xml:space="preserve">app.html</w:t>
+      </w:r>
+      <w:r>
+        <w:rPr>
+          <w:rFonts w:ascii="Arial" w:cs="Arial" w:eastAsia="Arial" w:hAnsi="Arial"/>
+          <w:sz w:val="22"/>
+          <w:szCs w:val="22"/>
+        </w:rPr>
+        <w:t xml:space="preserve">.</w:t>
       </w:r>
     </w:p>
     <w:p>
@@ -1171,104 +1188,177 @@
           <w:sz w:val="22"/>
           <w:szCs w:val="22"/>
         </w:rPr>
-        <w:t xml:space="preserve">Exceção de nome: </w:t>
-      </w:r>
-      <w:r>
-        <w:rPr>
-          <w:rFonts w:ascii="Courier New" w:cs="Courier New" w:eastAsia="Courier New" w:hAnsi="Courier New"/>
-          <w:sz w:val="22"/>
-          <w:szCs w:val="22"/>
-          <w:shd w:fill="EEF1FA" w:val="clear"/>
-        </w:rPr>
-        <w:t>fenix-core.js, index.html, fenix-template-login.html e fenix-template-onboarding.html são as cópias publicadas</w:t>
-      </w:r>
-      <w:r>
-        <w:rPr>
-          <w:rFonts w:ascii="Arial" w:cs="Arial" w:eastAsia="Arial" w:hAnsi="Arial"/>
-          <w:sz w:val="22"/>
-          <w:szCs w:val="22"/>
-        </w:rPr>
-      </w:r>
-      <w:r>
-        <w:rPr>
-          <w:rFonts w:ascii="Courier New" w:cs="Courier New" w:eastAsia="Courier New" w:hAnsi="Courier New"/>
-          <w:sz w:val="22"/>
-          <w:szCs w:val="22"/>
-          <w:shd w:fill="EEF1FA" w:val="clear"/>
-        </w:rPr>
-      </w:r>
-      <w:r>
-        <w:rPr>
-          <w:rFonts w:ascii="Arial" w:cs="Arial" w:eastAsia="Arial" w:hAnsi="Arial"/>
-          <w:sz w:val="22"/>
-          <w:szCs w:val="22"/>
-        </w:rPr>
-        <w:t xml:space="preserve"> e NÃO levam versão no nome (os apps apontam para elas). A cada entrega, entregue também uma cópia idêntica com a versão no nome (ex.: fenix-core-v2.3.js, fenix-nome-do-app-v1.3.html, fenix-template-login-v1.2.html)</w:t>
-      </w:r>
-      <w:r>
-        <w:rPr>
-          <w:rFonts w:ascii="Courier New" w:cs="Courier New" w:eastAsia="Courier New" w:hAnsi="Courier New"/>
-          <w:sz w:val="22"/>
-          <w:szCs w:val="22"/>
-          <w:shd w:fill="EEF1FA" w:val="clear"/>
-        </w:rPr>
-      </w:r>
-      <w:r>
-        <w:rPr>
-          <w:rFonts w:ascii="Arial" w:cs="Arial" w:eastAsia="Arial" w:hAnsi="Arial"/>
-          <w:sz w:val="22"/>
-          <w:szCs w:val="22"/>
-        </w:rPr>
-      </w:r>
-      <w:r>
-        <w:rPr>
-          <w:rFonts w:ascii="Courier New" w:cs="Courier New" w:eastAsia="Courier New" w:hAnsi="Courier New"/>
-          <w:sz w:val="22"/>
-          <w:szCs w:val="22"/>
-          <w:shd w:fill="EEF1FA" w:val="clear"/>
-        </w:rPr>
-      </w:r>
-      <w:r>
-        <w:rPr>
-          <w:rFonts w:ascii="Arial" w:cs="Arial" w:eastAsia="Arial" w:hAnsi="Arial"/>
-          <w:sz w:val="22"/>
-          <w:szCs w:val="22"/>
-        </w:rPr>
-        <w:t>, usada só para controle histórico; nenhum app aponta para ela. A versão do core fica também no comentário de topo do arquivo. Os documentos legais (</w:t>
-      </w:r>
-      <w:r>
-        <w:rPr>
-          <w:rFonts w:ascii="Courier New" w:cs="Courier New" w:eastAsia="Courier New" w:hAnsi="Courier New"/>
-          <w:sz w:val="22"/>
-          <w:szCs w:val="22"/>
-          <w:shd w:fill="EEF1FA" w:val="clear"/>
-        </w:rPr>
-        <w:t>fenix-termos-de-uso.html</w:t>
-      </w:r>
-      <w:r>
-        <w:rPr>
-          <w:rFonts w:ascii="Arial" w:cs="Arial" w:eastAsia="Arial" w:hAnsi="Arial"/>
-          <w:sz w:val="22"/>
-          <w:szCs w:val="22"/>
-        </w:rPr>
-        <w:t xml:space="preserve"> e </w:t>
-      </w:r>
-      <w:r>
-        <w:rPr>
-          <w:rFonts w:ascii="Courier New" w:cs="Courier New" w:eastAsia="Courier New" w:hAnsi="Courier New"/>
-          <w:sz w:val="22"/>
-          <w:szCs w:val="22"/>
-          <w:shd w:fill="EEF1FA" w:val="clear"/>
-        </w:rPr>
-        <w:t>fenix-politica-de-privacidade.html</w:t>
-      </w:r>
-      <w:r>
-        <w:rPr>
-          <w:rFonts w:ascii="Arial" w:cs="Arial" w:eastAsia="Arial" w:hAnsi="Arial"/>
-          <w:sz w:val="22"/>
-          <w:szCs w:val="22"/>
-        </w:rPr>
-        <w:t>) também ficam sem versão no nome e trazem a versão dentro do documento.</w:t>
+        <w:t xml:space="preserve">Duas cópias de todo material com versão: tudo que tem versão (apps novos, em atualização e antigos, Fênix Core, templates de login e de onboarding, Termos de Uso, Política de Privacidade e o próprio Livro das Regras) é entregue sempre em duas cópias idênticas. (1) Cópia com a versão no nome, só para controle interno (ex.: </w:t>
+      </w:r>
+      <w:r>
+        <w:rPr>
+          <w:rFonts w:ascii="Courier New" w:cs="Courier New" w:eastAsia="Courier New" w:hAnsi="Courier New"/>
+          <w:sz w:val="22"/>
+          <w:szCs w:val="22"/>
+          <w:shd w:fill="EEF1FA" w:val="clear"/>
+        </w:rPr>
+        <w:t xml:space="preserve">fenix-core-v3.0.js</w:t>
+      </w:r>
+      <w:r>
+        <w:rPr>
+          <w:rFonts w:ascii="Arial" w:cs="Arial" w:eastAsia="Arial" w:hAnsi="Arial"/>
+          <w:sz w:val="22"/>
+          <w:szCs w:val="22"/>
+        </w:rPr>
+        <w:t xml:space="preserve">, </w:t>
+      </w:r>
+      <w:r>
+        <w:rPr>
+          <w:rFonts w:ascii="Courier New" w:cs="Courier New" w:eastAsia="Courier New" w:hAnsi="Courier New"/>
+          <w:sz w:val="22"/>
+          <w:szCs w:val="22"/>
+          <w:shd w:fill="EEF1FA" w:val="clear"/>
+        </w:rPr>
+        <w:t xml:space="preserve">fenix-nome-do-app-v1.3.html</w:t>
+      </w:r>
+      <w:r>
+        <w:rPr>
+          <w:rFonts w:ascii="Arial" w:cs="Arial" w:eastAsia="Arial" w:hAnsi="Arial"/>
+          <w:sz w:val="22"/>
+          <w:szCs w:val="22"/>
+        </w:rPr>
+        <w:t xml:space="preserve">, </w:t>
+      </w:r>
+      <w:r>
+        <w:rPr>
+          <w:rFonts w:ascii="Courier New" w:cs="Courier New" w:eastAsia="Courier New" w:hAnsi="Courier New"/>
+          <w:sz w:val="22"/>
+          <w:szCs w:val="22"/>
+          <w:shd w:fill="EEF1FA" w:val="clear"/>
+        </w:rPr>
+        <w:t xml:space="preserve">fenix-termos-de-uso-v3.0.html</w:t>
+      </w:r>
+      <w:r>
+        <w:rPr>
+          <w:rFonts w:ascii="Arial" w:cs="Arial" w:eastAsia="Arial" w:hAnsi="Arial"/>
+          <w:sz w:val="22"/>
+          <w:szCs w:val="22"/>
+        </w:rPr>
+        <w:t xml:space="preserve">, </w:t>
+      </w:r>
+      <w:r>
+        <w:rPr>
+          <w:rFonts w:ascii="Courier New" w:cs="Courier New" w:eastAsia="Courier New" w:hAnsi="Courier New"/>
+          <w:sz w:val="22"/>
+          <w:szCs w:val="22"/>
+          <w:shd w:fill="EEF1FA" w:val="clear"/>
+        </w:rPr>
+        <w:t xml:space="preserve">fenix-livro-das-regras-v3.0.docx</w:t>
+      </w:r>
+      <w:r>
+        <w:rPr>
+          <w:rFonts w:ascii="Arial" w:cs="Arial" w:eastAsia="Arial" w:hAnsi="Arial"/>
+          <w:sz w:val="22"/>
+          <w:szCs w:val="22"/>
+        </w:rPr>
+        <w:t xml:space="preserve">). (2) Cópia neutra, sem versão no nome (ex.: </w:t>
+      </w:r>
+      <w:r>
+        <w:rPr>
+          <w:rFonts w:ascii="Courier New" w:cs="Courier New" w:eastAsia="Courier New" w:hAnsi="Courier New"/>
+          <w:sz w:val="22"/>
+          <w:szCs w:val="22"/>
+          <w:shd w:fill="EEF1FA" w:val="clear"/>
+        </w:rPr>
+        <w:t xml:space="preserve">fenix-core.js</w:t>
+      </w:r>
+      <w:r>
+        <w:rPr>
+          <w:rFonts w:ascii="Arial" w:cs="Arial" w:eastAsia="Arial" w:hAnsi="Arial"/>
+          <w:sz w:val="22"/>
+          <w:szCs w:val="22"/>
+        </w:rPr>
+        <w:t xml:space="preserve">, </w:t>
+      </w:r>
+      <w:r>
+        <w:rPr>
+          <w:rFonts w:ascii="Courier New" w:cs="Courier New" w:eastAsia="Courier New" w:hAnsi="Courier New"/>
+          <w:sz w:val="22"/>
+          <w:szCs w:val="22"/>
+          <w:shd w:fill="EEF1FA" w:val="clear"/>
+        </w:rPr>
+        <w:t xml:space="preserve">fenix-nome-do-app.html</w:t>
+      </w:r>
+      <w:r>
+        <w:rPr>
+          <w:rFonts w:ascii="Arial" w:cs="Arial" w:eastAsia="Arial" w:hAnsi="Arial"/>
+          <w:sz w:val="22"/>
+          <w:szCs w:val="22"/>
+        </w:rPr>
+        <w:t xml:space="preserve">, </w:t>
+      </w:r>
+      <w:r>
+        <w:rPr>
+          <w:rFonts w:ascii="Courier New" w:cs="Courier New" w:eastAsia="Courier New" w:hAnsi="Courier New"/>
+          <w:sz w:val="22"/>
+          <w:szCs w:val="22"/>
+          <w:shd w:fill="EEF1FA" w:val="clear"/>
+        </w:rPr>
+        <w:t xml:space="preserve">fenix-termos-de-uso.html</w:t>
+      </w:r>
+      <w:r>
+        <w:rPr>
+          <w:rFonts w:ascii="Arial" w:cs="Arial" w:eastAsia="Arial" w:hAnsi="Arial"/>
+          <w:sz w:val="22"/>
+          <w:szCs w:val="22"/>
+        </w:rPr>
+        <w:t xml:space="preserve">, </w:t>
+      </w:r>
+      <w:r>
+        <w:rPr>
+          <w:rFonts w:ascii="Courier New" w:cs="Courier New" w:eastAsia="Courier New" w:hAnsi="Courier New"/>
+          <w:sz w:val="22"/>
+          <w:szCs w:val="22"/>
+          <w:shd w:fill="EEF1FA" w:val="clear"/>
+        </w:rPr>
+        <w:t xml:space="preserve">fenix-livro-das-regras.md</w:t>
+      </w:r>
+      <w:r>
+        <w:rPr>
+          <w:rFonts w:ascii="Arial" w:cs="Arial" w:eastAsia="Arial" w:hAnsi="Arial"/>
+          <w:sz w:val="22"/>
+          <w:szCs w:val="22"/>
+        </w:rPr>
+        <w:t xml:space="preserve">): é a que serve de referência e à qual os apps apontam. Nenhum app aponta para a cópia com versão. A versão fica também dentro do arquivo (comentário de topo no core, rodapé nos templates, cabeçalho nos documentos legais e no livro). O </w:t>
+      </w:r>
+      <w:r>
+        <w:rPr>
+          <w:rFonts w:ascii="Courier New" w:cs="Courier New" w:eastAsia="Courier New" w:hAnsi="Courier New"/>
+          <w:sz w:val="22"/>
+          <w:szCs w:val="22"/>
+          <w:shd w:fill="EEF1FA" w:val="clear"/>
+        </w:rPr>
+        <w:t xml:space="preserve">index.html</w:t>
+      </w:r>
+      <w:r>
+        <w:rPr>
+          <w:rFonts w:ascii="Arial" w:cs="Arial" w:eastAsia="Arial" w:hAnsi="Arial"/>
+          <w:sz w:val="22"/>
+          <w:szCs w:val="22"/>
+        </w:rPr>
+        <w:t xml:space="preserve"> é a cópia neutra do template de login e acompanha o </w:t>
+      </w:r>
+      <w:r>
+        <w:rPr>
+          <w:rFonts w:ascii="Courier New" w:cs="Courier New" w:eastAsia="Courier New" w:hAnsi="Courier New"/>
+          <w:sz w:val="22"/>
+          <w:szCs w:val="22"/>
+          <w:shd w:fill="EEF1FA" w:val="clear"/>
+        </w:rPr>
+        <w:t xml:space="preserve">fenix-template-login.html</w:t>
+      </w:r>
+      <w:r>
+        <w:rPr>
+          <w:rFonts w:ascii="Arial" w:cs="Arial" w:eastAsia="Arial" w:hAnsi="Arial"/>
+          <w:sz w:val="22"/>
+          <w:szCs w:val="22"/>
+        </w:rPr>
+        <w:t xml:space="preserve">.</w:t>
       </w:r>
     </w:p>
     <w:p>
@@ -1332,7 +1422,7 @@
           <w:sz w:val="22"/>
           <w:szCs w:val="22"/>
         </w:rPr>
-        <w:t>Changelog: fica na tela Sobre (regra 13), com a lista das versões da mais nova para a mais antiga. Cada versão traz o número, "Criada em" (data em que a versão foi criada), "Modificada em" (data da última modificação dessa versão; igual à criação se não houve nova modificação) e o que mudou. Datas no padrão dd/mm/aaaa (regra 40). Toda alteração entrega uma entrada nova, junto com a subida de versão. Botão para baixar o Changelog em PDF (gerado com o jsPDF já embutido).</w:t>
+        <w:t>Changelog: fica na tela Sobre (regra 13), com a lista das versões da mais nova para a mais antiga. Cada versão traz o número, "Criada em" (data em que a versão foi criada), "Modificada em" (data da última modificação dessa versão; igual à criação se não houve nova modificação) e o que mudou. Datas no padrão dd/mm/aaaa (regra 40). Toda alteração entrega uma entrada nova, junto com a subida de versão. Botão para baixar o Changelog em PDF (gerado com o jsPDF já embutido). Monte com FenixCore.sobre.montarTela(...) e baixe o PDF com FenixCore.sobre.baixarChangelogPDF(...).</w:t>
       </w:r>
     </w:p>
     <w:p>
@@ -1350,7 +1440,7 @@
           <w:sz w:val="22"/>
           <w:szCs w:val="22"/>
         </w:rPr>
-        <w:t>Manual do usuário, em dois formatos: (a) em MD, guardado dentro do próprio app e exibido na Ajuda para consulta; (b) em PDF, para baixar, gerado com o jsPDF já embutido a partir do mesmo conteúdo do MD. É um passo a passo de uso, na ordem em que o usuário usa o app: para cada tela, explique cada campo e cada botão, com um exemplo de uso e o print da tela, em português claro (regra 21).</w:t>
+        <w:t>Manual do usuário, em dois formatos: (a) em MD, guardado dentro do próprio app e exibido na Ajuda para consulta; (b) em PDF, para baixar, gerado com o jsPDF já embutido a partir do mesmo conteúdo do MD. É um passo a passo de uso, na ordem em que o usuário usa o app: para cada tela, explique cada campo e cada botão, com um exemplo de uso e o print da tela, em português claro (regra 21). Mostre com FenixCore.manual.montarTela(...) e gere o PDF com FenixCore.manual.baixarPDF(...).</w:t>
       </w:r>
     </w:p>
     <w:p>
@@ -1484,7 +1574,7 @@
           <w:sz w:val="22"/>
           <w:szCs w:val="22"/>
         </w:rPr>
-        <w:t>. Tudo fica no aparelho (localStorage), e nada é enviado para fora. Mostre também nesta tela o Changelog (regra 12), a data de criação do app (a "Criada em" da primeira versão do Changelog) e a data da última modificação (a "Modificada em" da versão mais recente).</w:t>
+        <w:t>. Tudo fica no aparelho (localStorage), e nada é enviado para fora. Mostre também nesta tela o Changelog (regra 12), a data de criação do app (a "Criada em" da primeira versão do Changelog) e a data da última modificação (a "Modificada em" da versão mais recente). A tela inteira pode ser montada com FenixCore.sobre.montarTela(...), que já mostra tudo isso.</w:t>
       </w:r>
     </w:p>
     <w:p>
@@ -2080,7 +2170,7 @@
           <w:sz w:val="22"/>
           <w:szCs w:val="22"/>
         </w:rPr>
-        <w:t xml:space="preserve"> (águia com fundo transparente; 640 para telas de alta densidade). Nos apps, embuta em base64 inline: o app nunca depende de arquivo externo para abrir, e o endereço do GitHub Pages é a fonte oficial para gerar o base64 e para trocas futuras de logo. Logo Branca em fundos de cor (degradê, azul, splash, topo do login); logo Azul em fundos brancos ou claros (cards, PDFs, recibos, orçamentos); a Azul nunca vai sobre o degradê. Ícones da interface lineares.</w:t>
+        <w:t xml:space="preserve"> (águia com fundo transparente; 640 para telas de alta densidade). Nos apps, embuta em base64 inline: o app nunca depende de arquivo externo para abrir, e o endereço do GitHub Pages é a fonte oficial para gerar o base64 e para trocas futuras de logo. Logo Branca em fundos de cor (degradê, azul, splash, topo do login); logo Azul em fundos brancos ou claros (cards, PDFs, recibos, orçamentos); a Azul nunca vai sobre o degradê. Ícones da interface lineares. Ícone provisório: todo app novo, que ainda não tem ícone próprio, usa a águia bicéfala da Fênix (os Fenix_Icone_* acima) como ícone provisório, no favicon, no cabeçalho e no PWA, até que o ícone oficial do app seja criado; quando ele chegar, troque os ícones e registre no Changelog.</w:t>
       </w:r>
     </w:p>
     <w:p>
@@ -2508,37 +2598,75 @@
           <w:sz w:val="22"/>
           <w:szCs w:val="22"/>
         </w:rPr>
-        <w:t>Endereços oficiais do template de login: https://fenicris-dev.github.io/Fenix-Core/fenix-template-login.html e uma cópia idêntica em index.html (https://fenicris-dev.github.io/Fenix-Core/). Quando o template mudar, suba a nova versão com nome versionado (ex.: fenix-template-login-v1.3.html, só para histórico) e atualize juntos o fenix-template-login.html e o index.html, para as cópias não divergirem.</w:t>
-      </w:r>
-      <w:r>
-        <w:rPr>
-          <w:rFonts w:ascii="Courier New" w:cs="Courier New" w:eastAsia="Courier New" w:hAnsi="Courier New"/>
-          <w:sz w:val="22"/>
-          <w:szCs w:val="22"/>
-          <w:shd w:fill="EEF1FA" w:val="clear"/>
-        </w:rPr>
-      </w:r>
-      <w:r>
-        <w:rPr>
-          <w:rFonts w:ascii="Arial" w:cs="Arial" w:eastAsia="Arial" w:hAnsi="Arial"/>
-          <w:sz w:val="22"/>
-          <w:szCs w:val="22"/>
-        </w:rPr>
-      </w:r>
-      <w:r>
-        <w:rPr>
-          <w:rFonts w:ascii="Courier New" w:cs="Courier New" w:eastAsia="Courier New" w:hAnsi="Courier New"/>
-          <w:sz w:val="22"/>
-          <w:szCs w:val="22"/>
-          <w:shd w:fill="EEF1FA" w:val="clear"/>
-        </w:rPr>
-      </w:r>
-      <w:r>
-        <w:rPr>
-          <w:rFonts w:ascii="Arial" w:cs="Arial" w:eastAsia="Arial" w:hAnsi="Arial"/>
-          <w:sz w:val="22"/>
-          <w:szCs w:val="22"/>
-        </w:rPr>
+        <w:t xml:space="preserve">Endereços oficiais do template de login: https://fenicris-dev.github.io/Fenix-Core/fenix-template-login.html e uma cópia idêntica em </w:t>
+      </w:r>
+      <w:r>
+        <w:rPr>
+          <w:rFonts w:ascii="Courier New" w:cs="Courier New" w:eastAsia="Courier New" w:hAnsi="Courier New"/>
+          <w:sz w:val="22"/>
+          <w:szCs w:val="22"/>
+          <w:shd w:fill="EEF1FA" w:val="clear"/>
+        </w:rPr>
+        <w:t xml:space="preserve">index.html</w:t>
+      </w:r>
+      <w:r>
+        <w:rPr>
+          <w:rFonts w:ascii="Arial" w:cs="Arial" w:eastAsia="Arial" w:hAnsi="Arial"/>
+          <w:sz w:val="22"/>
+          <w:szCs w:val="22"/>
+        </w:rPr>
+        <w:t xml:space="preserve"> (https://fenicris-dev.github.io/Fenix-Core/). Quando o template mudar, suba a nova versão com nome versionado (ex.: </w:t>
+      </w:r>
+      <w:r>
+        <w:rPr>
+          <w:rFonts w:ascii="Courier New" w:cs="Courier New" w:eastAsia="Courier New" w:hAnsi="Courier New"/>
+          <w:sz w:val="22"/>
+          <w:szCs w:val="22"/>
+          <w:shd w:fill="EEF1FA" w:val="clear"/>
+        </w:rPr>
+        <w:t xml:space="preserve">fenix-template-login-v3.1.html</w:t>
+      </w:r>
+      <w:r>
+        <w:rPr>
+          <w:rFonts w:ascii="Arial" w:cs="Arial" w:eastAsia="Arial" w:hAnsi="Arial"/>
+          <w:sz w:val="22"/>
+          <w:szCs w:val="22"/>
+        </w:rPr>
+        <w:t xml:space="preserve">, só para histórico) e atualize juntos o </w:t>
+      </w:r>
+      <w:r>
+        <w:rPr>
+          <w:rFonts w:ascii="Courier New" w:cs="Courier New" w:eastAsia="Courier New" w:hAnsi="Courier New"/>
+          <w:sz w:val="22"/>
+          <w:szCs w:val="22"/>
+          <w:shd w:fill="EEF1FA" w:val="clear"/>
+        </w:rPr>
+        <w:t xml:space="preserve">fenix-template-login.html</w:t>
+      </w:r>
+      <w:r>
+        <w:rPr>
+          <w:rFonts w:ascii="Arial" w:cs="Arial" w:eastAsia="Arial" w:hAnsi="Arial"/>
+          <w:sz w:val="22"/>
+          <w:szCs w:val="22"/>
+        </w:rPr>
+        <w:t xml:space="preserve"> e o </w:t>
+      </w:r>
+      <w:r>
+        <w:rPr>
+          <w:rFonts w:ascii="Courier New" w:cs="Courier New" w:eastAsia="Courier New" w:hAnsi="Courier New"/>
+          <w:sz w:val="22"/>
+          <w:szCs w:val="22"/>
+          <w:shd w:fill="EEF1FA" w:val="clear"/>
+        </w:rPr>
+        <w:t xml:space="preserve">index.html</w:t>
+      </w:r>
+      <w:r>
+        <w:rPr>
+          <w:rFonts w:ascii="Arial" w:cs="Arial" w:eastAsia="Arial" w:hAnsi="Arial"/>
+          <w:sz w:val="22"/>
+          <w:szCs w:val="22"/>
+        </w:rPr>
+        <w:t xml:space="preserve">, para as cópias não divergirem.</w:t>
       </w:r>
     </w:p>
     <w:p>
@@ -2625,7 +2753,24 @@
           <w:sz w:val="22"/>
           <w:szCs w:val="22"/>
         </w:rPr>
-        <w:t>Termos de Uso e Política de Privacidade: os textos oficiais ficam no GitHub Pages, ao lado do core, com nomes fixos e sem versão, porque os endereços não podem mudar: https://fenicris-dev.github.io/Fenix-Core/fenix-termos-de-uso.html e https://fenicris-dev.github.io/Fenix-Core/fenix-politica-de-privacidade.html. Cada documento traz, dentro dele, o número da versão e a data de atualização. Os links de Termos de Uso e Política de Privacidade do login e do onboarding apontam para esses endereços e abrem em outra aba.</w:t>
+        <w:t xml:space="preserve">Termos de Uso e Política de Privacidade: os textos oficiais ficam no GitHub Pages, ao lado do core, com nomes fixos e sem versão (cópia neutra, regra 11), porque os endereços não podem mudar: https://fenicris-dev.github.io/Fenix-Core/fenix-termos-de-uso.html e https://fenicris-dev.github.io/Fenix-Core/fenix-politica-de-privacidade.html. Cada documento traz, dentro dele, o número da versão e a data de atualização, e tem também a cópia com a versão no nome (ex.: </w:t>
+      </w:r>
+      <w:r>
+        <w:rPr>
+          <w:rFonts w:ascii="Courier New" w:cs="Courier New" w:eastAsia="Courier New" w:hAnsi="Courier New"/>
+          <w:sz w:val="22"/>
+          <w:szCs w:val="22"/>
+          <w:shd w:fill="EEF1FA" w:val="clear"/>
+        </w:rPr>
+        <w:t xml:space="preserve">fenix-termos-de-uso-v3.0.html</w:t>
+      </w:r>
+      <w:r>
+        <w:rPr>
+          <w:rFonts w:ascii="Arial" w:cs="Arial" w:eastAsia="Arial" w:hAnsi="Arial"/>
+          <w:sz w:val="22"/>
+          <w:szCs w:val="22"/>
+        </w:rPr>
+        <w:t xml:space="preserve">), só para histórico. Os links de Termos de Uso e Política de Privacidade do login e do onboarding apontam para os endereços sem versão e abrem em outra aba.</w:t>
       </w:r>
     </w:p>
     <w:p>
@@ -2699,7 +2844,7 @@
           <w:sz w:val="22"/>
           <w:szCs w:val="22"/>
         </w:rPr>
-        <w:t xml:space="preserve"> de primeiro acesso e não cria outro layout. Endereço oficial: https://fenicris-dev.github.io/Fenix-Core/fenix-template-onboarding.html (a versão fica dentro do arquivo; a cópia com a versão no nome, ex.: fenix-template-onboarding-v1.0.html, serve só de histórico). O app define </w:t>
+        <w:t xml:space="preserve"> de primeiro acesso e não cria outro layout. Endereço oficial: https://fenicris-dev.github.io/Fenix-Core/fenix-template-onboarding.html (a versão fica dentro do arquivo; a cópia com a versão no nome, ex.: fenix-template-onboarding-v3.0.html, serve só de histórico). O app define </w:t>
       </w:r>
       <w:r>
         <w:rPr>
@@ -2995,41 +3140,7 @@
           <w:sz w:val="22"/>
           <w:szCs w:val="22"/>
         </w:rPr>
-        <w:t xml:space="preserve">Fluxo PJ: ao digitar o CNPJ, use </w:t>
-      </w:r>
-      <w:r>
-        <w:rPr>
-          <w:rFonts w:ascii="Courier New" w:cs="Courier New" w:eastAsia="Courier New" w:hAnsi="Courier New"/>
-          <w:sz w:val="22"/>
-          <w:szCs w:val="22"/>
-          <w:shd w:fill="EEF1FA" w:val="clear"/>
-        </w:rPr>
-        <w:t>FenixCore.pessoas.buscarNaReceita(cnpj)</w:t>
-      </w:r>
-      <w:r>
-        <w:rPr>
-          <w:rFonts w:ascii="Arial" w:cs="Arial" w:eastAsia="Arial" w:hAnsi="Arial"/>
-          <w:sz w:val="22"/>
-          <w:szCs w:val="22"/>
-        </w:rPr>
-        <w:t xml:space="preserve"> (BrasilAPI), dentro de um try/catch, e preencha razão social, nome fantasia e endereço. Se o endereço vier incompleto ou desatualizado, peça ao usuário para redigitar o CEP e use </w:t>
-      </w:r>
-      <w:r>
-        <w:rPr>
-          <w:rFonts w:ascii="Courier New" w:cs="Courier New" w:eastAsia="Courier New" w:hAnsi="Courier New"/>
-          <w:sz w:val="22"/>
-          <w:szCs w:val="22"/>
-          <w:shd w:fill="EEF1FA" w:val="clear"/>
-        </w:rPr>
-        <w:t>FenixCore.localidades.buscarPorCEP(cep)</w:t>
-      </w:r>
-      <w:r>
-        <w:rPr>
-          <w:rFonts w:ascii="Arial" w:cs="Arial" w:eastAsia="Arial" w:hAnsi="Arial"/>
-          <w:sz w:val="22"/>
-          <w:szCs w:val="22"/>
-        </w:rPr>
-        <w:t xml:space="preserve"> (ViaCEP) para corrigir. Tudo continua editável.</w:t>
+        <w:t>Fluxo do CNPJ: todo app que capturar um CNPJ, em qualquer tela (com ou sem cadastro PF/PJ completo), consulta o CNPJ com FenixCore.pessoas.consultarCNPJ(cnpj), dentro de um try/catch, e preenche e lista: Razão Social, Endereço (logradouro), Número, Bairro, CEP, Cidade e UF (nome fantasia e demais dados da Receita entram quando existirem). Se a API do CNPJ trouxer só o CEP, o core complementa sozinho pela BrasilAPI (consulta de CEP), sem o usuário redigitar nada. Se mesmo assim faltar algo (enderecoCompleto falso), deixe os campos editáveis e peça ao usuário para conferir o endereço, podendo usar FenixCore.localidades.buscarPorCEP(cep) (ViaCEP, que exige o banco ativo). Tudo continua editável.</w:t>
       </w:r>
     </w:p>
     <w:p>
@@ -4219,7 +4330,7 @@
           <w:sz w:val="22"/>
           <w:szCs w:val="22"/>
         </w:rPr>
-        <w:t>Dashboard clicável: todo indicador do dashboard (totais, contagens por situação, valores e gráficos) é clicável sempre que houver dados por trás dele, e expande ou redireciona para o que o compõe. Exemplo: "Total de serviços (21)" abre a lista dos 21 serviços; "Em andamento", "Interrompidos" e qualquer outra situação abrem os registros daquela situação. Regras: (a) a lista aberta usa o mesmo filtro do indicador e mostra a mesma quantidade do número clicado; (b) cada item da lista abre o detalhe do registro; (c) há botão Voltar ou Fechar, e o dashboard mantém a posição ao voltar; (d) indicador zerado não abre nada e mostra "Nenhum registro"; (e) o indicador tem cara de clicável (cursor de mão, hover em amarelo #ffcb00, área de toque de pelo menos 44 px, regra 20) e também funciona pelo teclado; (f) em gráficos, clicar numa fatia ou barra abre os registros dela; (g) valores em R$ abrem os lançamentos que formam o valor. Vale para todos os apps novos e, nos existentes, a partir da próxima alteração de cada um; entra no grupo G da Ficha.</w:t>
+        <w:t>Dashboard clicável: todo indicador do dashboard (totais, contagens por situação, valores e gráficos) é clicável sempre que houver dados por trás dele, e expande ou redireciona para o que o compõe. Exemplo: "Total de serviços (21)" abre a lista dos 21 serviços; "Em andamento", "Interrompidos" e qualquer outra situação abrem os registros daquela situação. Regras: (a) a lista aberta usa o mesmo filtro do indicador e mostra a mesma quantidade do número clicado; (b) cada item da lista abre o detalhe do registro; (c) há botão Voltar ou Fechar, e o dashboard mantém a posição ao voltar; (d) indicador zerado não abre nada e mostra "Nenhum registro"; (e) o indicador tem cara de clicável (cursor de mão, hover em amarelo #ffcb00, área de toque de pelo menos 44 px, regra 20) e também funciona pelo teclado; (f) em gráficos, clicar numa fatia ou barra abre os registros dela; (g) valores em R$ abrem os lançamentos que formam o valor. Vale para todos os apps novos e, nos existentes, a partir da próxima alteração de cada um; entra no grupo G da Ficha. Monte com FenixCore.dashboard.montar(...); em gráficos, chame abrirLista(...) ao clicar numa fatia ou barra.</w:t>
       </w:r>
     </w:p>
     <w:p>
@@ -4419,6 +4530,24 @@
           <w:sz w:val="22"/>
           <w:szCs w:val="22"/>
         </w:rPr>
+        <w:t>A regra 35 (consulta do CNPJ) vale em qualquer app que capture CNPJ, mesmo sem marcar C.</w:t>
+      </w:r>
+    </w:p>
+    <w:p>
+      <w:pPr>
+        <w:pStyle w:val="ListParagraph"/>
+        <w:numPr>
+          <w:ilvl w:val="0"/>
+          <w:numId w:val="3"/>
+        </w:numPr>
+        <w:spacing w:after="40"/>
+      </w:pPr>
+      <w:r>
+        <w:rPr>
+          <w:rFonts w:ascii="Arial" w:cs="Arial" w:eastAsia="Arial" w:hAnsi="Arial"/>
+          <w:sz w:val="22"/>
+          <w:szCs w:val="22"/>
+        </w:rPr>
         <w:t>As partes de reconexão com o Firebase da regra 3 só valem com o grupo A marcado.</w:t>
       </w:r>
     </w:p>
@@ -4493,6 +4622,60 @@
           <w:sz w:val="22"/>
           <w:szCs w:val="22"/>
         </w:rPr>
+        <w:t>v3.0: nivelamento das versões. Livro, Fênix Core, templates de login e de onboarding e documentos legais passam a andar sempre juntos, com o mesmo número (regra 7). O core saltou da 2.5 para a 3.0, os templates de 1.2 e 1.0 para a 3.0 e os Termos e a Política de 1.0 para a 3.0 (texto jurídico inalterado; e-mail de contato trampodofenix@gmail.com). Nova regra 11: todo material com versão é entregue em duas cópias, com versão no nome (controle interno) e neutra (referência), inclusive os apps. Afeta apps: SIM, só na entrega. Na próxima alteração, cada app passa a sair também com a cópia neutra, sem versão no nome, e o selo vai para 3.0.</w:t>
+      </w:r>
+    </w:p>
+    <w:p>
+      <w:pPr>
+        <w:pStyle w:val="ListParagraph"/>
+        <w:numPr>
+          <w:ilvl w:val="0"/>
+          <w:numId w:val="3"/>
+        </w:numPr>
+        <w:spacing w:after="40"/>
+      </w:pPr>
+      <w:r>
+        <w:rPr>
+          <w:rFonts w:ascii="Arial" w:cs="Arial" w:eastAsia="Arial" w:hAnsi="Arial"/>
+          <w:sz w:val="22"/>
+          <w:szCs w:val="22"/>
+        </w:rPr>
+        <w:t>v2.9: consulta de CNPJ com endereço completo em qualquer app, completado pela BrasilAPI quando vier só o CEP (regra 35 e Fênix Core v2.5); ícone provisório da águia para app sem ícone próprio (regra 17); app nasce pronto para usar o banco do core (regra 1). Afeta apps: SIM. Cada app ganha isso na próxima alteração dele.</w:t>
+      </w:r>
+    </w:p>
+    <w:p>
+      <w:pPr>
+        <w:pStyle w:val="ListParagraph"/>
+        <w:numPr>
+          <w:ilvl w:val="0"/>
+          <w:numId w:val="3"/>
+        </w:numPr>
+        <w:spacing w:after="40"/>
+      </w:pPr>
+      <w:r>
+        <w:rPr>
+          <w:rFonts w:ascii="Arial" w:cs="Arial" w:eastAsia="Arial" w:hAnsi="Arial"/>
+          <w:sz w:val="22"/>
+          <w:szCs w:val="22"/>
+        </w:rPr>
+        <w:t>v2.8: as regras 12, 13 e 54 passam a indicar as funções prontas do Fênix Core v2.4 (sobre.montarTela, manual e dashboard.montar). Afeta apps: não (nada novo a cumprir; o app usa as funções em vez de reescrevê-las).</w:t>
+      </w:r>
+    </w:p>
+    <w:p>
+      <w:pPr>
+        <w:pStyle w:val="ListParagraph"/>
+        <w:numPr>
+          <w:ilvl w:val="0"/>
+          <w:numId w:val="3"/>
+        </w:numPr>
+        <w:spacing w:after="40"/>
+      </w:pPr>
+      <w:r>
+        <w:rPr>
+          <w:rFonts w:ascii="Arial" w:cs="Arial" w:eastAsia="Arial" w:hAnsi="Arial"/>
+          <w:sz w:val="22"/>
+          <w:szCs w:val="22"/>
+        </w:rPr>
         <w:t>v2.7: Manual do usuário em MD (consulta no app) e PDF (download), com passo a passo e prints; Changelog dentro da Sobre com datas de criação e modificação (regras 12 e 13); dashboard clicável (nova regra 54, grupo G da Ficha). Afeta apps: SIM. Cada app ganha isso na próxima alteração dele.</w:t>
       </w:r>
     </w:p>
@@ -4788,6 +4971,24 @@
     </w:p>
     <w:p>
       <w:pPr>
+        <w:pStyle w:val="ListParagraph"/>
+        <w:numPr>
+          <w:ilvl w:val="0"/>
+          <w:numId w:val="3"/>
+        </w:numPr>
+        <w:spacing w:after="40"/>
+      </w:pPr>
+      <w:r>
+        <w:rPr>
+          <w:rFonts w:ascii="Arial" w:cs="Arial" w:eastAsia="Arial" w:hAnsi="Arial"/>
+          <w:sz w:val="22"/>
+          <w:szCs w:val="22"/>
+        </w:rPr>
+        <w:t>As cópias com a versão no nome (ex.: fenix-core-v3.0.js) são só histórico: não as use como referência nem aponte apps para elas.</w:t>
+      </w:r>
+    </w:p>
+    <w:p>
+      <w:pPr>
         <w:pStyle w:val="Heading1"/>
         <w:pBdr>
           <w:bottom w:val="single" w:color="0076CE" w:sz="6" w:space="2"/>
@@ -4893,38 +5094,7 @@
           <w:sz w:val="22"/>
           <w:szCs w:val="22"/>
         </w:rPr>
-        <w:t>Para index.html, fenix-core.js e os templates de login e onboarding, entregue também</w:t>
-      </w:r>
-      <w:r>
-        <w:rPr>
-          <w:rFonts w:ascii="Courier New" w:cs="Courier New" w:eastAsia="Courier New" w:hAnsi="Courier New"/>
-          <w:sz w:val="22"/>
-          <w:szCs w:val="22"/>
-          <w:shd w:fill="EEF1FA" w:val="clear"/>
-        </w:rPr>
-      </w:r>
-      <w:r>
-        <w:rPr>
-          <w:rFonts w:ascii="Arial" w:cs="Arial" w:eastAsia="Arial" w:hAnsi="Arial"/>
-          <w:sz w:val="22"/>
-          <w:szCs w:val="22"/>
-        </w:rPr>
-      </w:r>
-      <w:r>
-        <w:rPr>
-          <w:rFonts w:ascii="Courier New" w:cs="Courier New" w:eastAsia="Courier New" w:hAnsi="Courier New"/>
-          <w:sz w:val="22"/>
-          <w:szCs w:val="22"/>
-          <w:shd w:fill="EEF1FA" w:val="clear"/>
-        </w:rPr>
-      </w:r>
-      <w:r>
-        <w:rPr>
-          <w:rFonts w:ascii="Arial" w:cs="Arial" w:eastAsia="Arial" w:hAnsi="Arial"/>
-          <w:sz w:val="22"/>
-          <w:szCs w:val="22"/>
-        </w:rPr>
-        <w:t xml:space="preserve"> a cópia idêntica com a versão no nome (regra 11).</w:t>
+        <w:t>Entregue sempre as duas cópias de tudo que tem versão, a com a versão no nome e a neutra sem versão (regra 11): o app, o core, os templates, os documentos legais e o Livro das Regras.</w:t>
       </w:r>
     </w:p>
     <w:p>

--- a/fenix-livro-das-regras.docx
+++ b/fenix-livro-das-regras.docx
@@ -29,7 +29,7 @@
           <w:sz w:val="24"/>
           <w:szCs w:val="24"/>
         </w:rPr>
-        <w:t>Padrões de desenvolvimento (v3.0)</w:t>
+        <w:t>Padrões de desenvolvimento (v3.1)</w:t>
       </w:r>
     </w:p>
     <w:p>
@@ -1197,7 +1197,7 @@
           <w:szCs w:val="22"/>
           <w:shd w:fill="EEF1FA" w:val="clear"/>
         </w:rPr>
-        <w:t xml:space="preserve">fenix-core-v3.0.js</w:t>
+        <w:t>fenix-core-v3.1.js</w:t>
       </w:r>
       <w:r>
         <w:rPr>
@@ -1231,7 +1231,7 @@
           <w:szCs w:val="22"/>
           <w:shd w:fill="EEF1FA" w:val="clear"/>
         </w:rPr>
-        <w:t xml:space="preserve">fenix-termos-de-uso-v3.0.html</w:t>
+        <w:t>fenix-termos-de-uso-v3.1.html</w:t>
       </w:r>
       <w:r>
         <w:rPr>
@@ -1248,7 +1248,7 @@
           <w:szCs w:val="22"/>
           <w:shd w:fill="EEF1FA" w:val="clear"/>
         </w:rPr>
-        <w:t xml:space="preserve">fenix-livro-das-regras-v3.0.docx</w:t>
+        <w:t>fenix-livro-das-regras-v3.1.docx</w:t>
       </w:r>
       <w:r>
         <w:rPr>
@@ -2170,7 +2170,7 @@
           <w:sz w:val="22"/>
           <w:szCs w:val="22"/>
         </w:rPr>
-        <w:t xml:space="preserve"> (águia com fundo transparente; 640 para telas de alta densidade). Nos apps, embuta em base64 inline: o app nunca depende de arquivo externo para abrir, e o endereço do GitHub Pages é a fonte oficial para gerar o base64 e para trocas futuras de logo. Logo Branca em fundos de cor (degradê, azul, splash, topo do login); logo Azul em fundos brancos ou claros (cards, PDFs, recibos, orçamentos); a Azul nunca vai sobre o degradê. Ícones da interface lineares. Ícone provisório: todo app novo, que ainda não tem ícone próprio, usa a águia bicéfala da Fênix (os Fenix_Icone_* acima) como ícone provisório, no favicon, no cabeçalho e no PWA, até que o ícone oficial do app seja criado; quando ele chegar, troque os ícones e registre no Changelog.</w:t>
+        <w:t xml:space="preserve"> (águia com fundo transparente; 640 para telas de alta densidade). Nos apps, embuta em base64 inline: o app nunca depende de arquivo externo para abrir, e o endereço do GitHub Pages é a fonte oficial para gerar o base64 e para trocas futuras de logo. Logo Branca em fundos de cor (degradê, azul, splash, topo do login); logo Azul em fundos brancos ou claros (cards, PDFs, recibos, orçamentos); a Azul nunca vai sobre o degradê. Ícones da interface lineares. Ícone provisório: todo app, novo ou existente, que ainda não tem ícone próprio, ou que está com o ícone da letra F, usa a águia bicéfala da Fênix (os Fenix_Icone_* acima, águia branca sobre o degradê) como ícone provisório, no favicon, no cabeçalho, no PWA e no splash, até que o ícone oficial do app suba; quando ele chegar, troque os ícones e registre no Changelog.</w:t>
       </w:r>
     </w:p>
     <w:p>
@@ -2624,7 +2624,7 @@
           <w:szCs w:val="22"/>
           <w:shd w:fill="EEF1FA" w:val="clear"/>
         </w:rPr>
-        <w:t xml:space="preserve">fenix-template-login-v3.1.html</w:t>
+        <w:t>fenix-template-login-v3.2.html</w:t>
       </w:r>
       <w:r>
         <w:rPr>
@@ -2762,7 +2762,7 @@
           <w:szCs w:val="22"/>
           <w:shd w:fill="EEF1FA" w:val="clear"/>
         </w:rPr>
-        <w:t xml:space="preserve">fenix-termos-de-uso-v3.0.html</w:t>
+        <w:t>fenix-termos-de-uso-v3.1.html</w:t>
       </w:r>
       <w:r>
         <w:rPr>
@@ -2844,7 +2844,7 @@
           <w:sz w:val="22"/>
           <w:szCs w:val="22"/>
         </w:rPr>
-        <w:t xml:space="preserve"> de primeiro acesso e não cria outro layout. Endereço oficial: https://fenicris-dev.github.io/Fenix-Core/fenix-template-onboarding.html (a versão fica dentro do arquivo; a cópia com a versão no nome, ex.: fenix-template-onboarding-v3.0.html, serve só de histórico). O app define </w:t>
+        <w:t xml:space="preserve"> de primeiro acesso e não cria outro layout. Endereço oficial: https://fenicris-dev.github.io/Fenix-Core/fenix-template-onboarding.html (a versão fica dentro do arquivo; a cópia com a versão no nome, ex.: fenix-template-onboarding-v3.1.html, serve só de histórico). O app define </w:t>
       </w:r>
       <w:r>
         <w:rPr>
@@ -3016,7 +3016,7 @@
           <w:sz w:val="22"/>
           <w:szCs w:val="22"/>
         </w:rPr>
-        <w:t>Splash de abertura (apps com autenticação): tela azul Fênix cheia, ícone oficial, nome do sistema + "Fênix Soluções Tecnológicas" e barrinha animada de vai e vem (sem texto piscando). Some assim que a tela certa estiver pronta (login ou app já logado), sem atraso artificial, com teto de segurança de 1,2 s.</w:t>
+        <w:t>Splash de abertura (TODOS os apps, novos, em atualização e antigos): tela azul Fênix cheia, com o ícone do app (a águia dos Fenix_Icone_* enquanto o app não tiver ícone oficial, regra 17, o mesmo ícone em todos), nome do sistema + "Fênix Soluções Tecnológicas" e barrinha animada de vai e vem (sem texto piscando). Some assim que a tela certa estiver pronta (login, ou o app direto quando não há autenticação), sem atraso artificial, com teto de segurança de 1,2 s.</w:t>
       </w:r>
     </w:p>
     <w:p>
@@ -4622,6 +4622,24 @@
           <w:sz w:val="22"/>
           <w:szCs w:val="22"/>
         </w:rPr>
+        <w:t>v3.1: ícone provisório (regra 17) vale para todo app sem ícone próprio ou com o ícone da letra F, e também no splash; o splash de abertura (regra 32) passa a existir em todos os apps, não só nos com autenticação, sempre com o ícone do app (águia, enquanto não houver o oficial). Livro, core, templates e documentos legais sobem juntos para a 3.1 (regra 7), sem mudança de conteúdo fora do livro. Afeta apps: SIM. Cada app ganha isso na próxima alteração dele.</w:t>
+      </w:r>
+    </w:p>
+    <w:p>
+      <w:pPr>
+        <w:pStyle w:val="ListParagraph"/>
+        <w:numPr>
+          <w:ilvl w:val="0"/>
+          <w:numId w:val="3"/>
+        </w:numPr>
+        <w:spacing w:after="40"/>
+      </w:pPr>
+      <w:r>
+        <w:rPr>
+          <w:rFonts w:ascii="Arial" w:cs="Arial" w:eastAsia="Arial" w:hAnsi="Arial"/>
+          <w:sz w:val="22"/>
+          <w:szCs w:val="22"/>
+        </w:rPr>
         <w:t>v3.0: nivelamento das versões. Livro, Fênix Core, templates de login e de onboarding e documentos legais passam a andar sempre juntos, com o mesmo número (regra 7). O core saltou da 2.5 para a 3.0, os templates de 1.2 e 1.0 para a 3.0 e os Termos e a Política de 1.0 para a 3.0 (texto jurídico inalterado; e-mail de contato trampodofenix@gmail.com). Nova regra 11: todo material com versão é entregue em duas cópias, com versão no nome (controle interno) e neutra (referência), inclusive os apps. Afeta apps: SIM, só na entrega. Na próxima alteração, cada app passa a sair também com a cópia neutra, sem versão no nome, e o selo vai para 3.0.</w:t>
       </w:r>
     </w:p>
@@ -4984,7 +5002,7 @@
           <w:sz w:val="22"/>
           <w:szCs w:val="22"/>
         </w:rPr>
-        <w:t>As cópias com a versão no nome (ex.: fenix-core-v3.0.js) são só histórico: não as use como referência nem aponte apps para elas.</w:t>
+        <w:t>As cópias com a versão no nome (ex.: fenix-core-v3.1.js) são só histórico: não as use como referência nem aponte apps para elas.</w:t>
       </w:r>
     </w:p>
     <w:p>

--- a/fenix-livro-das-regras.docx
+++ b/fenix-livro-das-regras.docx
@@ -29,7 +29,7 @@
           <w:sz w:val="24"/>
           <w:szCs w:val="24"/>
         </w:rPr>
-        <w:t>Padrões de desenvolvimento (v3.1)</w:t>
+        <w:t>Padrões de desenvolvimento (v3.2)</w:t>
       </w:r>
     </w:p>
     <w:p>
@@ -91,7 +91,7 @@
           <w:sz w:val="22"/>
           <w:szCs w:val="22"/>
         </w:rPr>
-        <w:t xml:space="preserve">Fênix Core centralizado: todo app carrega o core de https://fenicris-dev.github.io/Fenix-Core/fenix-core.js. O core é um módulo ES (usa import/export) e exporta </w:t>
+        <w:t xml:space="preserve">Fênix Core centralizado: todo app carrega o core de https://fenicris-dev.github.io/Fenix_Core/fenix-core.js. O core é um módulo ES (usa import/export) e exporta </w:t>
       </w:r>
       <w:r>
         <w:rPr>
@@ -125,7 +125,7 @@
           <w:sz w:val="22"/>
           <w:szCs w:val="22"/>
         </w:rPr>
-        <w:t xml:space="preserve"> uma vez, no carregamento, com o mesmo identificador do nome do arquivo (regra 10). O banco de dados vem pré-configurado em todo app, mas desligado: o app nasce local-first (localStorage) e só liga a sincronização com o Firestore quando eu der o sinal de ativar, mudando a chave const FENIX_BANCO_ATIVO = false; para true. Enquanto estiver desligada, não leia nem grave no Firestore. Todo app nasce pronto para usar o banco de dados do Fênix Core: com o core carregado, o FenixCore.init feito e as leituras e gravações já escritas atrás dessa chave, de modo que ativar o banco seja só trocar a chave para true, sem refazer o app.</w:t>
+        <w:t xml:space="preserve"> uma vez, no carregamento, com o mesmo identificador do nome do arquivo (regra 10). O banco de dados vem pré-configurado em todo app, mas desligado: o app nasce local-first (localStorage) e só liga a sincronização com o Firestore quando eu der o sinal de ativar, mudando a chave const FENIX_BANCO_ATIVO = false; para true. Enquanto estiver desligada, não leia nem grave no Firestore. Todo app nasce pronto para usar o banco de dados do Fênix Core: com o core carregado, o FenixCore.init feito e as leituras e gravações já escritas atrás dessa chave, de modo que ativar o banco seja só trocar a chave para true, sem refazer o app. O endereço antigo (https://fenicris-dev.github.io/Fenix-Core/fenix-core.js, com hífen) não vale mais: ao mexer em um app, troque pelo endereço atual (Fenix_Core, com sublinhado).</w:t>
       </w:r>
     </w:p>
     <w:p>
@@ -265,7 +265,7 @@
           <w:sz w:val="16"/>
           <w:szCs w:val="16"/>
         </w:rPr>
-        <w:t xml:space="preserve">  var URL_CORE = 'https://fenicris-dev.github.io/Fenix-Core/fenix-core.js';</w:t>
+        <w:t xml:space="preserve">  var URL_CORE = 'https://fenicris-dev.github.io/Fenix_Core/fenix-core.js';</w:t>
       </w:r>
     </w:p>
     <w:p>
@@ -1197,7 +1197,7 @@
           <w:szCs w:val="22"/>
           <w:shd w:fill="EEF1FA" w:val="clear"/>
         </w:rPr>
-        <w:t>fenix-core-v3.1.js</w:t>
+        <w:t>fenix-core-v3.2.js</w:t>
       </w:r>
       <w:r>
         <w:rPr>
@@ -1231,7 +1231,7 @@
           <w:szCs w:val="22"/>
           <w:shd w:fill="EEF1FA" w:val="clear"/>
         </w:rPr>
-        <w:t>fenix-termos-de-uso-v3.1.html</w:t>
+        <w:t>fenix-termos-de-uso-v3.2.html</w:t>
       </w:r>
       <w:r>
         <w:rPr>
@@ -1248,7 +1248,7 @@
           <w:szCs w:val="22"/>
           <w:shd w:fill="EEF1FA" w:val="clear"/>
         </w:rPr>
-        <w:t>fenix-livro-das-regras-v3.1.docx</w:t>
+        <w:t>fenix-livro-das-regras-v3.2.docx</w:t>
       </w:r>
       <w:r>
         <w:rPr>
@@ -2034,7 +2034,7 @@
           <w:sz w:val="22"/>
           <w:szCs w:val="22"/>
         </w:rPr>
-        <w:t xml:space="preserve">Identidade gráfica: a águia Fênix. Arquivos oficiais no GitHub Pages (base https://fenicris-dev.github.io/Fenix-Core/): </w:t>
+        <w:t xml:space="preserve">Identidade gráfica: a águia Fênix. Arquivos oficiais no GitHub Pages (base https://fenicris-dev.github.io/Fenix_Core/): </w:t>
       </w:r>
       <w:r>
         <w:rPr>
@@ -2598,7 +2598,7 @@
           <w:sz w:val="22"/>
           <w:szCs w:val="22"/>
         </w:rPr>
-        <w:t xml:space="preserve">Endereços oficiais do template de login: https://fenicris-dev.github.io/Fenix-Core/fenix-template-login.html e uma cópia idêntica em </w:t>
+        <w:t xml:space="preserve">Endereços oficiais do template de login: https://fenicris-dev.github.io/Fenix_Core/fenix-template-login.html e uma cópia idêntica em </w:t>
       </w:r>
       <w:r>
         <w:rPr>
@@ -2615,16 +2615,16 @@
           <w:sz w:val="22"/>
           <w:szCs w:val="22"/>
         </w:rPr>
-        <w:t xml:space="preserve"> (https://fenicris-dev.github.io/Fenix-Core/). Quando o template mudar, suba a nova versão com nome versionado (ex.: </w:t>
-      </w:r>
-      <w:r>
-        <w:rPr>
-          <w:rFonts w:ascii="Courier New" w:cs="Courier New" w:eastAsia="Courier New" w:hAnsi="Courier New"/>
-          <w:sz w:val="22"/>
-          <w:szCs w:val="22"/>
-          <w:shd w:fill="EEF1FA" w:val="clear"/>
-        </w:rPr>
-        <w:t>fenix-template-login-v3.2.html</w:t>
+        <w:t xml:space="preserve"> (https://fenicris-dev.github.io/Fenix_Core/). Quando o template mudar, suba a nova versão com nome versionado (ex.: </w:t>
+      </w:r>
+      <w:r>
+        <w:rPr>
+          <w:rFonts w:ascii="Courier New" w:cs="Courier New" w:eastAsia="Courier New" w:hAnsi="Courier New"/>
+          <w:sz w:val="22"/>
+          <w:szCs w:val="22"/>
+          <w:shd w:fill="EEF1FA" w:val="clear"/>
+        </w:rPr>
+        <w:t>fenix-template-login-v3.3.html</w:t>
       </w:r>
       <w:r>
         <w:rPr>
@@ -2753,16 +2753,16 @@
           <w:sz w:val="22"/>
           <w:szCs w:val="22"/>
         </w:rPr>
-        <w:t xml:space="preserve">Termos de Uso e Política de Privacidade: os textos oficiais ficam no GitHub Pages, ao lado do core, com nomes fixos e sem versão (cópia neutra, regra 11), porque os endereços não podem mudar: https://fenicris-dev.github.io/Fenix-Core/fenix-termos-de-uso.html e https://fenicris-dev.github.io/Fenix-Core/fenix-politica-de-privacidade.html. Cada documento traz, dentro dele, o número da versão e a data de atualização, e tem também a cópia com a versão no nome (ex.: </w:t>
-      </w:r>
-      <w:r>
-        <w:rPr>
-          <w:rFonts w:ascii="Courier New" w:cs="Courier New" w:eastAsia="Courier New" w:hAnsi="Courier New"/>
-          <w:sz w:val="22"/>
-          <w:szCs w:val="22"/>
-          <w:shd w:fill="EEF1FA" w:val="clear"/>
-        </w:rPr>
-        <w:t>fenix-termos-de-uso-v3.1.html</w:t>
+        <w:t xml:space="preserve">Termos de Uso e Política de Privacidade: os textos oficiais ficam no GitHub Pages, ao lado do core, com nomes fixos e sem versão (cópia neutra, regra 11), porque os endereços não podem mudar: https://fenicris-dev.github.io/Fenix_Core/fenix-termos-de-uso.html e https://fenicris-dev.github.io/Fenix_Core/fenix-politica-de-privacidade.html. Cada documento traz, dentro dele, o número da versão e a data de atualização, e tem também a cópia com a versão no nome (ex.: </w:t>
+      </w:r>
+      <w:r>
+        <w:rPr>
+          <w:rFonts w:ascii="Courier New" w:cs="Courier New" w:eastAsia="Courier New" w:hAnsi="Courier New"/>
+          <w:sz w:val="22"/>
+          <w:szCs w:val="22"/>
+          <w:shd w:fill="EEF1FA" w:val="clear"/>
+        </w:rPr>
+        <w:t>fenix-termos-de-uso-v3.2.html</w:t>
       </w:r>
       <w:r>
         <w:rPr>
@@ -2844,7 +2844,7 @@
           <w:sz w:val="22"/>
           <w:szCs w:val="22"/>
         </w:rPr>
-        <w:t xml:space="preserve"> de primeiro acesso e não cria outro layout. Endereço oficial: https://fenicris-dev.github.io/Fenix-Core/fenix-template-onboarding.html (a versão fica dentro do arquivo; a cópia com a versão no nome, ex.: fenix-template-onboarding-v3.1.html, serve só de histórico). O app define </w:t>
+        <w:t xml:space="preserve"> de primeiro acesso e não cria outro layout. Endereço oficial: https://fenicris-dev.github.io/Fenix_Core/fenix-template-onboarding.html (a versão fica dentro do arquivo; a cópia com a versão no nome, ex.: fenix-template-onboarding-v3.2.html, serve só de histórico). O app define </w:t>
       </w:r>
       <w:r>
         <w:rPr>
@@ -4622,6 +4622,24 @@
           <w:sz w:val="22"/>
           <w:szCs w:val="22"/>
         </w:rPr>
+        <w:t>v3.2: novo endereço oficial da biblioteca (Fênix Core, templates, ícones, logos, Termos, Política e livro): https://fenicris-dev.github.io/Fenix_Core/ (Fenix_Core, com sublinhado). O endereço antigo (…/Fenix-Core/, com hífen) deixa de valer. Regra 1, regras 17, 24, 27 e 29 e a seção Endereços oficiais atualizadas; livro, core, templates e documentos legais sobem juntos para a 3.2 (regra 7). Afeta apps: SIM. Todo app que aponta para o endereço antigo (core, ícones, logos, Termos, Política) troca para o novo na próxima alteração dele; até lá, o endereço antigo precisa continuar publicado para o app não quebrar.</w:t>
+      </w:r>
+    </w:p>
+    <w:p>
+      <w:pPr>
+        <w:pStyle w:val="ListParagraph"/>
+        <w:numPr>
+          <w:ilvl w:val="0"/>
+          <w:numId w:val="3"/>
+        </w:numPr>
+        <w:spacing w:after="40"/>
+      </w:pPr>
+      <w:r>
+        <w:rPr>
+          <w:rFonts w:ascii="Arial" w:cs="Arial" w:eastAsia="Arial" w:hAnsi="Arial"/>
+          <w:sz w:val="22"/>
+          <w:szCs w:val="22"/>
+        </w:rPr>
         <w:t>v3.1: ícone provisório (regra 17) vale para todo app sem ícone próprio ou com o ícone da letra F, e também no splash; o splash de abertura (regra 32) passa a existir em todos os apps, não só nos com autenticação, sempre com o ícone do app (águia, enquanto não houver o oficial). Livro, core, templates e documentos legais sobem juntos para a 3.1 (regra 7), sem mudança de conteúdo fora do livro. Afeta apps: SIM. Cada app ganha isso na próxima alteração dele.</w:t>
       </w:r>
     </w:p>
@@ -4840,7 +4858,7 @@
           <w:sz w:val="22"/>
           <w:szCs w:val="22"/>
         </w:rPr>
-        <w:t>Referência de endereços (URLs). Sempre que um app pedir o endereço de um arquivo da biblioteca, use só os endereços desta lista. URL base: https://fenicris-dev.github.io/Fenix-Core/. Não use outros arquivos do repositório (cópias antigas).</w:t>
+        <w:t>Referência de endereços (URLs). Sempre que um app pedir o endereço de um arquivo da biblioteca, use só os endereços desta lista. URL base: https://fenicris-dev.github.io/Fenix_Core/. Não use outros arquivos do repositório (cópias antigas).</w:t>
       </w:r>
     </w:p>
     <w:p>
@@ -4858,7 +4876,7 @@
           <w:sz w:val="22"/>
           <w:szCs w:val="22"/>
         </w:rPr>
-        <w:t>Biblioteca (Fênix Core): https://fenicris-dev.github.io/Fenix-Core/fenix-core.js</w:t>
+        <w:t>Biblioteca (Fênix Core): https://fenicris-dev.github.io/Fenix_Core/fenix-core.js</w:t>
       </w:r>
     </w:p>
     <w:p>
@@ -4876,7 +4894,7 @@
           <w:sz w:val="22"/>
           <w:szCs w:val="22"/>
         </w:rPr>
-        <w:t>Template de login: https://fenicris-dev.github.io/Fenix-Core/fenix-template-login.html (cópia idêntica em https://fenicris-dev.github.io/Fenix-Core/index.html)</w:t>
+        <w:t>Template de login: https://fenicris-dev.github.io/Fenix_Core/fenix-template-login.html (cópia idêntica em https://fenicris-dev.github.io/Fenix_Core/index.html)</w:t>
       </w:r>
     </w:p>
     <w:p>
@@ -4894,7 +4912,7 @@
           <w:sz w:val="22"/>
           <w:szCs w:val="22"/>
         </w:rPr>
-        <w:t>Template de onboarding: https://fenicris-dev.github.io/Fenix-Core/fenix-template-onboarding.html</w:t>
+        <w:t>Template de onboarding: https://fenicris-dev.github.io/Fenix_Core/fenix-template-onboarding.html</w:t>
       </w:r>
     </w:p>
     <w:p>
@@ -4948,7 +4966,7 @@
           <w:sz w:val="22"/>
           <w:szCs w:val="22"/>
         </w:rPr>
-        <w:t>Termos de Uso: https://fenicris-dev.github.io/Fenix-Core/fenix-termos-de-uso.html</w:t>
+        <w:t>Termos de Uso: https://fenicris-dev.github.io/Fenix_Core/fenix-termos-de-uso.html</w:t>
       </w:r>
     </w:p>
     <w:p>
@@ -4966,7 +4984,7 @@
           <w:sz w:val="22"/>
           <w:szCs w:val="22"/>
         </w:rPr>
-        <w:t>Política de Privacidade: https://fenicris-dev.github.io/Fenix-Core/fenix-politica-de-privacidade.html</w:t>
+        <w:t>Política de Privacidade: https://fenicris-dev.github.io/Fenix_Core/fenix-politica-de-privacidade.html</w:t>
       </w:r>
     </w:p>
     <w:p>
@@ -4984,7 +5002,7 @@
           <w:sz w:val="22"/>
           <w:szCs w:val="22"/>
         </w:rPr>
-        <w:t>Livro das Regras: https://fenicris-dev.github.io/Fenix-Core/fenix-livro-das-regras.md e https://fenicris-dev.github.io/Fenix-Core/fenix-livro-das-regras.docx</w:t>
+        <w:t>Livro das Regras: https://fenicris-dev.github.io/Fenix_Core/fenix-livro-das-regras.md e https://fenicris-dev.github.io/Fenix_Core/fenix-livro-das-regras.docx</w:t>
       </w:r>
     </w:p>
     <w:p>
@@ -5002,7 +5020,7 @@
           <w:sz w:val="22"/>
           <w:szCs w:val="22"/>
         </w:rPr>
-        <w:t>As cópias com a versão no nome (ex.: fenix-core-v3.1.js) são só histórico: não as use como referência nem aponte apps para elas.</w:t>
+        <w:t>As cópias com a versão no nome (ex.: fenix-core-v3.2.js) são só histórico: não as use como referência nem aponte apps para elas.</w:t>
       </w:r>
     </w:p>
     <w:p>
